--- a/constitucion_sas_nova_bienestar/docx/12_Acta_numero_1_asamblea_general_de_accionistas.docx
+++ b/constitucion_sas_nova_bienestar/docx/12_Acta_numero_1_asamblea_general_de_accionistas.docx
@@ -287,28 +287,9 @@
                 <w:b w:val="0"/>
                 <w:i w:val="0"/>
                 <w:sz w:val="20"/>
-                <w:u w:val="single"/>
+                <w:u w:val="none"/>
               </w:rPr>
-              <w:t>_</w:t>
-            </w:r>
-            <w:r>
-              <w:rPr>
-                <w:rFonts w:ascii="Times New Roman" w:hAnsi="Times New Roman"/>
-                <w:b w:val="0"/>
-                <w:i w:val="0"/>
-                <w:sz w:val="20"/>
-                <w:u w:val="single"/>
-              </w:rPr>
-              <w:t>_</w:t>
-            </w:r>
-            <w:r>
-              <w:rPr>
-                <w:rFonts w:ascii="Times New Roman" w:hAnsi="Times New Roman"/>
-                <w:b w:val="0"/>
-                <w:i w:val="0"/>
-                <w:sz w:val="20"/>
-                <w:u w:val="single"/>
-              </w:rPr>
+              <w:t>____________</w:t>
             </w:r>
           </w:p>
         </w:tc>
@@ -548,7 +529,7 @@
                 <w:sz w:val="20"/>
                 <w:u w:val="none"/>
               </w:rPr>
-              <w:t>Parágrafo tercero del artículo 20 de los estatutos y artículo 182 del Código de Comercio: hallándose presente la totalidad de las acciones suscritas, la asamblea puede reunirse sin convocatoria previa y en cualquier lugar.</w:t>
+              <w:t>Parágrafo tercero del artículo 20 de los estatutos y artículo 426 del Código de Comercio: hallándose presente la totalidad de las acciones suscritas, la asamblea puede reunirse sin convocatoria previa y en cualquier lugar.</w:t>
             </w:r>
           </w:p>
         </w:tc>
@@ -1604,61 +1585,7 @@
           <w:i w:val="0"/>
           <w:u w:val="none"/>
         </w:rPr>
-        <w:t xml:space="preserve">, identificado(a) con C.C. n.º </w:t>
-      </w:r>
-      <w:r>
-        <w:rPr>
-          <w:rFonts w:ascii="Times New Roman" w:hAnsi="Times New Roman"/>
-          <w:b w:val="0"/>
-          <w:i w:val="0"/>
-          <w:u w:val="single"/>
-        </w:rPr>
-        <w:t>_</w:t>
-      </w:r>
-      <w:r>
-        <w:rPr>
-          <w:rFonts w:ascii="Times New Roman" w:hAnsi="Times New Roman"/>
-          <w:b w:val="0"/>
-          <w:i w:val="0"/>
-          <w:u w:val="single"/>
-        </w:rPr>
-        <w:t>_</w:t>
-      </w:r>
-      <w:r>
-        <w:rPr>
-          <w:rFonts w:ascii="Times New Roman" w:hAnsi="Times New Roman"/>
-          <w:b w:val="0"/>
-          <w:i w:val="0"/>
-          <w:u w:val="single"/>
-        </w:rPr>
-        <w:t xml:space="preserve"> y tarjeta profesional n.º </w:t>
-      </w:r>
-      <w:r>
-        <w:rPr>
-          <w:rFonts w:ascii="Times New Roman" w:hAnsi="Times New Roman"/>
-          <w:b w:val="0"/>
-          <w:i w:val="0"/>
-          <w:u w:val="single"/>
-        </w:rPr>
-        <w:t>_</w:t>
-      </w:r>
-      <w:r>
-        <w:rPr>
-          <w:rFonts w:ascii="Times New Roman" w:hAnsi="Times New Roman"/>
-          <w:b w:val="0"/>
-          <w:i w:val="0"/>
-          <w:u w:val="single"/>
-        </w:rPr>
-        <w:t>_</w:t>
-      </w:r>
-      <w:r>
-        <w:rPr>
-          <w:rFonts w:ascii="Times New Roman" w:hAnsi="Times New Roman"/>
-          <w:b w:val="0"/>
-          <w:i w:val="0"/>
-          <w:u w:val="none"/>
-        </w:rPr>
-        <w:t xml:space="preserve"> expedida por la Junta Central de Contadores, quien tendrá a su cargo la teneduría de la contabilidad conforme a la Ley 1314 de 2009 y la expedición de las certificaciones que la ley exija.</w:t>
+        <w:t>, identificado(a) con C.C. n.º ____________ y tarjeta profesional n.º ____________ expedida por la Junta Central de Contadores, quien tendrá a su cargo la teneduría de la contabilidad conforme a la Ley 1314 de 2009 y la expedición de las certificaciones que la ley exija.</w:t>
       </w:r>
     </w:p>
     <w:p>
@@ -1792,7 +1719,7 @@
           <w:i w:val="0"/>
           <w:u w:val="none"/>
         </w:rPr>
-        <w:t>quinientos (500) salarios mínimos legales mensuales vigentes</w:t>
+        <w:t>cien (100) salarios mínimos legales mensuales vigentes</w:t>
       </w:r>
       <w:r>
         <w:rPr>
@@ -2431,53 +2358,9 @@
                 <w:rFonts w:ascii="Times New Roman" w:hAnsi="Times New Roman"/>
                 <w:b w:val="0"/>
                 <w:i w:val="0"/>
-                <w:u w:val="single"/>
+                <w:u w:val="none"/>
               </w:rPr>
-              <w:t>_</w:t>
-            </w:r>
-            <w:r>
-              <w:rPr>
-                <w:rFonts w:ascii="Times New Roman" w:hAnsi="Times New Roman"/>
-                <w:b w:val="0"/>
-                <w:i w:val="0"/>
-                <w:u w:val="single"/>
-              </w:rPr>
-              <w:t>_</w:t>
-            </w:r>
-            <w:r>
-              <w:rPr>
-                <w:rFonts w:ascii="Times New Roman" w:hAnsi="Times New Roman"/>
-                <w:b w:val="0"/>
-                <w:i w:val="0"/>
-                <w:u w:val="single"/>
-              </w:rPr>
-              <w:t>_</w:t>
-            </w:r>
-            <w:r>
-              <w:rPr>
-                <w:rFonts w:ascii="Times New Roman" w:hAnsi="Times New Roman"/>
-                <w:b w:val="0"/>
-                <w:i w:val="0"/>
-                <w:u w:val="single"/>
-              </w:rPr>
-              <w:t>_</w:t>
-            </w:r>
-            <w:r>
-              <w:rPr>
-                <w:rFonts w:ascii="Times New Roman" w:hAnsi="Times New Roman"/>
-                <w:b w:val="0"/>
-                <w:i w:val="0"/>
-                <w:u w:val="single"/>
-              </w:rPr>
-              <w:t>_</w:t>
-            </w:r>
-            <w:r>
-              <w:rPr>
-                <w:rFonts w:ascii="Times New Roman" w:hAnsi="Times New Roman"/>
-                <w:b w:val="0"/>
-                <w:i w:val="0"/>
-                <w:u w:val="single"/>
-              </w:rPr>
+              <w:t>____________________________</w:t>
             </w:r>
           </w:p>
           <w:p>
@@ -2539,53 +2422,9 @@
                 <w:rFonts w:ascii="Times New Roman" w:hAnsi="Times New Roman"/>
                 <w:b w:val="0"/>
                 <w:i w:val="0"/>
-                <w:u w:val="single"/>
+                <w:u w:val="none"/>
               </w:rPr>
-              <w:t>_</w:t>
-            </w:r>
-            <w:r>
-              <w:rPr>
-                <w:rFonts w:ascii="Times New Roman" w:hAnsi="Times New Roman"/>
-                <w:b w:val="0"/>
-                <w:i w:val="0"/>
-                <w:u w:val="single"/>
-              </w:rPr>
-              <w:t>_</w:t>
-            </w:r>
-            <w:r>
-              <w:rPr>
-                <w:rFonts w:ascii="Times New Roman" w:hAnsi="Times New Roman"/>
-                <w:b w:val="0"/>
-                <w:i w:val="0"/>
-                <w:u w:val="single"/>
-              </w:rPr>
-              <w:t>_</w:t>
-            </w:r>
-            <w:r>
-              <w:rPr>
-                <w:rFonts w:ascii="Times New Roman" w:hAnsi="Times New Roman"/>
-                <w:b w:val="0"/>
-                <w:i w:val="0"/>
-                <w:u w:val="single"/>
-              </w:rPr>
-              <w:t>_</w:t>
-            </w:r>
-            <w:r>
-              <w:rPr>
-                <w:rFonts w:ascii="Times New Roman" w:hAnsi="Times New Roman"/>
-                <w:b w:val="0"/>
-                <w:i w:val="0"/>
-                <w:u w:val="single"/>
-              </w:rPr>
-              <w:t>_</w:t>
-            </w:r>
-            <w:r>
-              <w:rPr>
-                <w:rFonts w:ascii="Times New Roman" w:hAnsi="Times New Roman"/>
-                <w:b w:val="0"/>
-                <w:i w:val="0"/>
-                <w:u w:val="single"/>
-              </w:rPr>
+              <w:t>____________________________</w:t>
             </w:r>
           </w:p>
           <w:p>

--- a/constitucion_sas_nova_bienestar/docx/12_Acta_numero_1_asamblea_general_de_accionistas.docx
+++ b/constitucion_sas_nova_bienestar/docx/12_Acta_numero_1_asamblea_general_de_accionistas.docx
@@ -31,7 +31,7 @@
           <w:sz w:val="24"/>
           <w:u w:val="none"/>
         </w:rPr>
-        <w:t>NOVA BIENESTAR INTEGRAL S.A.S. — Folio de apertura</w:t>
+        <w:t>NOVA BIENESTAR INTEGRAL S.A.S. Folio de apertura</w:t>
       </w:r>
     </w:p>
     <w:p>
@@ -89,7 +89,7 @@
           <w:i w:val="0"/>
           <w:u w:val="none"/>
         </w:rPr>
-        <w:t>: los nombramientos de los administradores ya constan en el artículo transitorio 1.º del documento privado de constitución, y es ese documento —no un acta— el que la Cámara inscribe. Su elaboración obedece a una razón distinta: una sociedad recién constituida necesita adoptar un conjunto de decisiones de puesta en marcha que no caben en los estatutos, y el libro de actas debe abrirse con una primera anotación. Omitir esta actuación es una informalidad frecuente que después dificulta acreditar decisiones ante bancos, aseguradoras y contratantes.</w:t>
+        <w:t>: los nombramientos de los administradores ya constan en el artículo transitorio 1.º del documento privado de constitución, y es ese documento, no un acta, el que la Cámara inscribe. Su elaboración obedece a una razón distinta: una sociedad recién constituida necesita adoptar un conjunto de decisiones de puesta en marcha que no caben en los estatutos, y el libro de actas debe abrirse con una primera anotación. Omitir esta actuación es una informalidad frecuente que después dificulta acreditar decisiones ante bancos, aseguradoras y contratantes.</w:t>
       </w:r>
     </w:p>
     <w:p>
@@ -126,7 +126,7 @@
           <w:sz w:val="24"/>
           <w:u w:val="none"/>
         </w:rPr>
-        <w:t>Asamblea general de accionistas — Reunión universal de instalación</w:t>
+        <w:t>Asamblea general de accionistas. Reunión universal de instalación</w:t>
       </w:r>
     </w:p>
     <w:p>
@@ -333,7 +333,7 @@
                 <w:sz w:val="20"/>
                 <w:u w:val="none"/>
               </w:rPr>
-              <w:t xml:space="preserve">Extraordinaria — </w:t>
+              <w:t xml:space="preserve">Extraordinaria, </w:t>
             </w:r>
             <w:r>
               <w:rPr>
@@ -485,7 +485,7 @@
                 <w:sz w:val="20"/>
                 <w:u w:val="none"/>
               </w:rPr>
-              <w:t>Carrera 37 n.º 10A-58, oficina 804, Medellín (Antioquia) — domicilio principal</w:t>
+              <w:t>Carrera 37 n.º 10A-58, oficina 804, Medellín (Antioquia), domicilio principal</w:t>
             </w:r>
           </w:p>
         </w:tc>
@@ -1418,7 +1418,7 @@
           <w:sz w:val="24"/>
           <w:u w:val="none"/>
         </w:rPr>
-        <w:t>Punto cuarto — Ratificación de la constitución y de los nombramientos</w:t>
+        <w:t>Punto cuarto. Ratificación de la constitución y de los nombramientos</w:t>
       </w:r>
     </w:p>
     <w:p>
@@ -1538,7 +1538,7 @@
           <w:sz w:val="24"/>
           <w:u w:val="none"/>
         </w:rPr>
-        <w:t>Punto quinto — Designación del contador público</w:t>
+        <w:t>Punto quinto. Designación del contador público</w:t>
       </w:r>
     </w:p>
     <w:p>
@@ -1651,7 +1651,7 @@
           <w:sz w:val="24"/>
           <w:u w:val="none"/>
         </w:rPr>
-        <w:t>Punto sexto — Autorización para apertura de cuentas bancarias</w:t>
+        <w:t>Punto sexto. Autorización para apertura de cuentas bancarias</w:t>
       </w:r>
     </w:p>
     <w:p>
@@ -1699,7 +1699,7 @@
           <w:sz w:val="24"/>
           <w:u w:val="none"/>
         </w:rPr>
-        <w:t>Punto séptimo — Autorización de actos de puesta en marcha</w:t>
+        <w:t>Punto séptimo. Autorización de actos de puesta en marcha</w:t>
       </w:r>
     </w:p>
     <w:p>
@@ -1952,7 +1952,7 @@
           <w:sz w:val="24"/>
           <w:u w:val="none"/>
         </w:rPr>
-        <w:t>Punto octavo — Habilitación de servicios de salud</w:t>
+        <w:t>Punto octavo. Habilitación de servicios de salud</w:t>
       </w:r>
     </w:p>
     <w:p>
@@ -2065,7 +2065,7 @@
           <w:sz w:val="24"/>
           <w:u w:val="none"/>
         </w:rPr>
-        <w:t>Punto noveno — Política de tratamiento de datos personales</w:t>
+        <w:t>Punto noveno. Política de tratamiento de datos personales</w:t>
       </w:r>
     </w:p>
     <w:p>
@@ -2149,7 +2149,7 @@
           <w:sz w:val="24"/>
           <w:u w:val="none"/>
         </w:rPr>
-        <w:t>Punto décimo — Remuneración de los administradores</w:t>
+        <w:t>Punto décimo. Remuneración de los administradores</w:t>
       </w:r>
     </w:p>
     <w:p>
@@ -2233,7 +2233,7 @@
           <w:sz w:val="24"/>
           <w:u w:val="none"/>
         </w:rPr>
-        <w:t>Punto undécimo — Autorización para los trámites de registro</w:t>
+        <w:t>Punto undécimo. Autorización para los trámites de registro</w:t>
       </w:r>
     </w:p>
     <w:p>
@@ -2524,7 +2524,7 @@
           <w:i w:val="0"/>
           <w:u w:val="none"/>
         </w:rPr>
-        <w:t xml:space="preserve"> en el registro mercantil, porque ninguna de sus decisiones constituye acto sujeto a registro: los nombramientos ya constan en el documento de constitución y las autorizaciones son de eficacia interna. Se asienta únicamente en el libro de actas. Si en el futuro la asamblea adopta decisiones sujetas a registro —reformas estatutarias, cambio de administradores, disolución—, deberá inscribirse </w:t>
+        <w:t xml:space="preserve"> en el registro mercantil, porque ninguna de sus decisiones constituye acto sujeto a registro: los nombramientos ya constan en el documento de constitución y las autorizaciones son de eficacia interna. Se asienta únicamente en el libro de actas. Si en el futuro la asamblea adopta decisiones sujetas a registro (reformas estatutarias, cambio de administradores, disolución), deberá inscribirse </w:t>
       </w:r>
       <w:r>
         <w:rPr>
@@ -2570,7 +2570,7 @@
         <w:color w:val="555555"/>
         <w:sz w:val="16"/>
       </w:rPr>
-      <w:t xml:space="preserve">Acta n.º 1 — Libro de actas  |  </w:t>
+      <w:t xml:space="preserve">Acta n.º 1. Libro de actas  |  </w:t>
     </w:r>
     <w:r>
       <w:rPr>
@@ -2629,7 +2629,7 @@
         <w:color w:val="555555"/>
         <w:sz w:val="16"/>
       </w:rPr>
-      <w:t>NOVA BIENESTAR INTEGRAL S.A.S. — Acta n.º 1 de la asamblea general de accionistas</w:t>
+      <w:t>NOVA BIENESTAR INTEGRAL S.A.S. Acta n.º 1 de la asamblea general de accionistas</w:t>
     </w:r>
   </w:p>
 </w:hdr>
